--- a/docs/compliance-evidence-playbook.docx
+++ b/docs/compliance-evidence-playbook.docx
@@ -119,7 +119,7 @@
           <w:b/>
           <w:bCs/>
         </w:rPr>
-        <w:t xml:space="preserve">Technical Runbooks</w:t>
+        <w:t xml:space="preserve">Reference Designs</w:t>
       </w:r>
       <w:r>
         <w:t xml:space="preserve"> </w:t>
@@ -131,7 +131,7 @@
         <w:rPr>
           <w:rStyle w:val="VerbatimChar"/>
         </w:rPr>
-        <w:t xml:space="preserve">*-Technical-Runbook.md</w:t>
+        <w:t xml:space="preserve">*-Reference-Design.md</w:t>
       </w:r>
       <w:r>
         <w:t xml:space="preserve">).</w:t>
@@ -288,7 +288,7 @@
         <w:pStyle w:val="BodyText"/>
       </w:pPr>
       <w:r>
-        <w:t xml:space="preserve">Every framework runbook maps</w:t>
+        <w:t xml:space="preserve">Every framework reference design maps</w:t>
       </w:r>
       <w:r>
         <w:t xml:space="preserve"> </w:t>
@@ -333,7 +333,7 @@
         <w:t xml:space="preserve">how</w:t>
       </w:r>
       <w:r>
-        <w:t xml:space="preserve">; open the framework runbook for</w:t>
+        <w:t xml:space="preserve">; open the framework reference design for</w:t>
       </w:r>
       <w:r>
         <w:t xml:space="preserve"> </w:t>
@@ -2811,7 +2811,7 @@
         <w:pStyle w:val="FirstParagraph"/>
       </w:pPr>
       <w:r>
-        <w:t xml:space="preserve">Export these every quarter (or per your assessor's cadence). Map columns to control IDs using your framework runbook Section 10+.</w:t>
+        <w:t xml:space="preserve">Export these every quarter (or per your assessor's cadence). Map columns to control IDs using your framework reference design Section 10+.</w:t>
       </w:r>
     </w:p>
     <w:tbl>
@@ -3630,7 +3630,7 @@
                 <w:b/>
                 <w:bCs/>
               </w:rPr>
-              <w:t xml:space="preserve">This playbook + framework runbook</w:t>
+              <w:t xml:space="preserve">This playbook + framework reference design</w:t>
             </w:r>
           </w:p>
         </w:tc>
@@ -3718,7 +3718,7 @@
           <w:b/>
           <w:bCs/>
         </w:rPr>
-        <w:t xml:space="preserve">Runbook → populate real exports → tailor Report placeholders → assessor review</w:t>
+        <w:t xml:space="preserve">Reference design → populate real exports → tailor Report placeholders → assessor review</w:t>
       </w:r>
       <w:r>
         <w:t xml:space="preserve">.</w:t>
@@ -4076,7 +4076,7 @@
         <w:rPr>
           <w:rStyle w:val="VerbatimChar"/>
         </w:rPr>
-        <w:t xml:space="preserve">*-Technical-Runbook.md</w:t>
+        <w:t xml:space="preserve">*-Reference-Design.md</w:t>
       </w:r>
       <w:r>
         <w:t xml:space="preserve">.</w:t>
